--- a/Guia-Facilitacion-Aula.docx
+++ b/Guia-Facilitacion-Aula.docx
@@ -25,7 +25,7 @@
           <w:i/>
           <w:color w:val="666666"/>
         </w:rPr>
-        <w:t xml:space="preserve">Instructor MagnaTic. Version extensa: docs/GUIA-FACILITACION-AULA.md. Sitio: https://xander0408.github.io/CURSOS/ (barra final).</w:t>
+        <w:t xml:space="preserve">Instructor Magnatic. Version extensa: docs/GUIA-FACILITACION-AULA.md. Sitio: https://xander0408.github.io/CURSOS/ (barra final).</w:t>
       </w:r>
     </w:p>
     <w:p>
@@ -47,7 +47,7 @@
         <w:spacing w:after="120"/>
       </w:pPr>
       <w:r>
-        <w:t xml:space="preserve">Diles: Chrome o Edge normal, no incognito. URL con barra al final. Esperan el logo MagnaTic. Tres pestanas: laboratorio, ChatGPT, Claude. Claves en privado, nunca en el proyector.</w:t>
+        <w:t xml:space="preserve">Diles: Chrome o Edge normal, no incognito. URL con barra al final. Esperan el logo Magnatic. Tres pestanas: laboratorio, ChatGPT, Claude. Claves en privado, nunca en el proyector.</w:t>
       </w:r>
     </w:p>
     <w:p>

--- a/Guia-Facilitacion-Aula.docx
+++ b/Guia-Facilitacion-Aula.docx
@@ -25,7 +25,7 @@
           <w:i/>
           <w:color w:val="666666"/>
         </w:rPr>
-        <w:t xml:space="preserve">Instructor Magnatic. Version extensa: docs/GUIA-FACILITACION-AULA.md. Sitio: https://xander0408.github.io/CURSOS/ (barra final).</w:t>
+        <w:t xml:space="preserve">Instructor Magnatic. Versión extensa: docs/GUIA-FACILITACION-AULA.md. Sitio: https://xander0408.github.io/CURSOS/ (barra final).</w:t>
       </w:r>
     </w:p>
     <w:p>
@@ -47,7 +47,7 @@
         <w:spacing w:after="120"/>
       </w:pPr>
       <w:r>
-        <w:t xml:space="preserve">Diles: Chrome o Edge normal, no incognito. URL con barra al final. Esperan el logo Magnatic. Tres pestanas: laboratorio, ChatGPT, Claude. Claves en privado, nunca en el proyector.</w:t>
+        <w:t xml:space="preserve">Diles: Chrome o Edge normal, no incógnito. URL con barra al final. Esperan el logo Magnatic. Tres pestañas: laboratorio, ChatGPT, Claude. Claves en privado, nunca en el proyector.</w:t>
       </w:r>
     </w:p>
     <w:p>
@@ -123,7 +123,7 @@
         <w:spacing w:after="60"/>
       </w:pPr>
       <w:r>
-        <w:t xml:space="preserve">La IA propone. Tu decides y verificas.</w:t>
+        <w:t xml:space="preserve">La IA propone. Tú decides y verificas.</w:t>
       </w:r>
     </w:p>
     <w:p>
@@ -135,7 +135,7 @@
         <w:spacing w:after="60"/>
       </w:pPr>
       <w:r>
-        <w:t xml:space="preserve">Nada de nomina, contratos, clientes con nombre ni cifras oficiales.</w:t>
+        <w:t xml:space="preserve">Nada de nómina, contratos, clientes con nombre ni cifras oficiales.</w:t>
       </w:r>
     </w:p>
     <w:p>
@@ -147,7 +147,7 @@
         <w:spacing w:after="60"/>
       </w:pPr>
       <w:r>
-        <w:t xml:space="preserve">Si un modulo no abre: Continuar en cada leccion del anterior.</w:t>
+        <w:t xml:space="preserve">Si un módulo no abre: Continuar en cada lección del anterior.</w:t>
       </w:r>
     </w:p>
     <w:p>
@@ -270,7 +270,7 @@
               <w:spacing w:after="0"/>
             </w:pPr>
             <w:r>
-              <w:t xml:space="preserve">URL, logo, 3 pestanas, login. Reserva: quiz calentamiento.</w:t>
+              <w:t xml:space="preserve">URL, logo, 3 pestañas, login. Reserva: quiz calentamiento.</w:t>
             </w:r>
           </w:p>
         </w:tc>
@@ -536,7 +536,7 @@
               <w:spacing w:after="0"/>
             </w:pPr>
             <w:r>
-              <w:t xml:space="preserve">M4 Word a7. Caso anonimo. NO Guardar ficha. NO repartir proyectos/.</w:t>
+              <w:t xml:space="preserve">M4 Word a7. Caso anónimo. NO Guardar ficha. NO repartir proyectos/.</w:t>
             </w:r>
           </w:p>
         </w:tc>
@@ -848,7 +848,7 @@
               <w:spacing w:after="0"/>
             </w:pPr>
             <w:r>
-              <w:t xml:space="preserve">M7 caza de error + M8. q7 y q8. A las 14:20 cierra teoria.</w:t>
+              <w:t xml:space="preserve">M7 caza de error + M8. q7 y q8. A las 14:20 cierra teoría.</w:t>
             </w:r>
           </w:p>
         </w:tc>
